--- a/patent/CN2/提交件/01_请求书信息表.docx
+++ b/patent/CN2/提交件/01_请求书信息表.docx
@@ -1336,7 +1336,7 @@
                 <w:b w:val="0"/>
                 <w:sz w:val="21"/>
               </w:rPr>
-              <w:t>实审请求可在申请日起三年内提出。不同时提出，可使实审费的缴纳期限推后，从而适用「减缴其他费用的请求可在费用缴纳期限届满日两个半月之前提出」的规则；同时提出则该退路不存在</w:t>
+              <w:t>实审请求可在申请日起三年内提出。不同时提出，可使实审费的缴纳期限推后，从而适用“减缴其他费用的请求可在费用缴纳期限届满日两个半月之前提出”的规则；同时提出则该退路不存在</w:t>
             </w:r>
           </w:p>
         </w:tc>
@@ -1383,7 +1383,7 @@
                 <w:b w:val="0"/>
                 <w:sz w:val="21"/>
               </w:rPr>
-              <w:t>减缴申请费的请求应当与专利申请同时提出。 此处填「否」将永久丧失本案申请费的减缴资格，事后无法补救。若费减备案尚未办妥，仍应在此勾选「是」，并尽快完成备案</w:t>
+              <w:t>减缴申请费的请求应当与专利申请同时提出。 此处填“否”将永久丧失本案申请费的减缴资格，事后无法补救。若费减备案尚未办妥，仍应在此勾选“是”，并尽快完成备案</w:t>
             </w:r>
           </w:p>
         </w:tc>
@@ -1803,7 +1803,7 @@
           <w:b w:val="0"/>
           <w:sz w:val="24"/>
         </w:rPr>
-        <w:t>1. 申请人名称与营业执照全称逐字一致，含「（深圳）」的全角括号。</w:t>
+        <w:t>1. 申请人名称与营业执照全称逐字一致，含“（深圳）”的全角括号。</w:t>
       </w:r>
     </w:p>
     <w:p>
